--- a/Files/06 - Yom Tov/02 - Pesach Sheini/5785/Pesach Sheini 5785.docx
+++ b/Files/06 - Yom Tov/02 - Pesach Sheini/5785/Pesach Sheini 5785.docx
@@ -132,7 +132,27 @@
         <w:rPr>
           <w:rFonts w:ascii="Times New Roman" w:hAnsi="Times New Roman" w:cs="Times New Roman"/>
         </w:rPr>
-        <w:t xml:space="preserve"> Elimelech Biderman points out so eloquently in his sefer Around the Year With Reb Meilech, if a person cannot perform a </w:t>
+        <w:t xml:space="preserve"> Elimelech Biderman points out so eloquently in his sefer </w:t>
+      </w:r>
+      <w:r>
+        <w:rPr>
+          <w:rFonts w:ascii="Times New Roman" w:hAnsi="Times New Roman" w:cs="Times New Roman"/>
+          <w:i/>
+          <w:iCs/>
+        </w:rPr>
+        <w:t>Around the Year With Reb Meilech</w:t>
+      </w:r>
+      <w:r>
+        <w:rPr>
+          <w:rFonts w:ascii="Times New Roman" w:hAnsi="Times New Roman" w:cs="Times New Roman"/>
+        </w:rPr>
+        <w:t xml:space="preserve"> (Permission granted by ArtScroll / Mesorah Publications)</w:t>
+      </w:r>
+      <w:r>
+        <w:rPr>
+          <w:rFonts w:ascii="Times New Roman" w:hAnsi="Times New Roman" w:cs="Times New Roman"/>
+        </w:rPr>
+        <w:t xml:space="preserve">, if a person cannot perform a </w:t>
       </w:r>
       <w:r>
         <w:rPr>
